--- a/Documents/24DIT021_AWDF_P7.docx
+++ b/Documents/24DIT021_AWDF_P7.docx
@@ -4,23 +4,34 @@
   <w:body>
     <w:p>
       <w:pPr>
-        <w:spacing w:after="80"/>
+        <w:spacing w:before="240" w:after="60"/>
+        <w:jc w:val="center"/>
       </w:pPr>
       <w:r>
         <w:rPr>
+          <w:rFonts w:ascii="Times New Roman" w:hAnsi="Times New Roman"/>
           <w:b/>
-          <w:sz w:val="64"/>
+          <w:i w:val="0"/>
+          <w:color w:val="0F172A"/>
+          <w:sz w:val="44"/>
+          <w:rFonts w:ascii="Times New Roman" w:hAnsi="Times New Roman" w:cs="Times New Roman"/>
         </w:rPr>
         <w:t>PRACTICAL 7</w:t>
       </w:r>
     </w:p>
     <w:p>
       <w:pPr>
-        <w:spacing w:after="40"/>
+        <w:spacing w:after="60"/>
+        <w:jc w:val="center"/>
       </w:pPr>
       <w:r>
         <w:rPr>
-          <w:sz w:val="24"/>
+          <w:rFonts w:ascii="Times New Roman" w:hAnsi="Times New Roman"/>
+          <w:b/>
+          <w:i w:val="0"/>
+          <w:color w:val="1E293B"/>
+          <w:sz w:val="32"/>
+          <w:rFonts w:ascii="Times New Roman" w:hAnsi="Times New Roman" w:cs="Times New Roman"/>
         </w:rPr>
         <w:t>Authentication and Middleware Pipeline</w:t>
       </w:r>
@@ -28,10 +39,16 @@
     <w:p>
       <w:pPr>
         <w:spacing w:after="40"/>
+        <w:jc w:val="center"/>
       </w:pPr>
       <w:r>
         <w:rPr>
+          <w:rFonts w:ascii="Times New Roman" w:hAnsi="Times New Roman"/>
+          <w:b/>
+          <w:i w:val="0"/>
+          <w:color w:val="334155"/>
           <w:sz w:val="24"/>
+          <w:rFonts w:ascii="Times New Roman" w:hAnsi="Times New Roman" w:cs="Times New Roman"/>
         </w:rPr>
         <w:t>Roll No:- 24DIT021</w:t>
       </w:r>
@@ -39,10 +56,16 @@
     <w:p>
       <w:pPr>
         <w:spacing w:after="40"/>
+        <w:jc w:val="center"/>
       </w:pPr>
       <w:r>
         <w:rPr>
-          <w:sz w:val="24"/>
+          <w:rFonts w:ascii="Times New Roman" w:hAnsi="Times New Roman"/>
+          <w:b w:val="0"/>
+          <w:i w:val="0"/>
+          <w:color w:val="334155"/>
+          <w:sz w:val="22"/>
+          <w:rFonts w:ascii="Times New Roman" w:hAnsi="Times New Roman" w:cs="Times New Roman"/>
         </w:rPr>
         <w:t>Subject: Advanced Web Development Frameworks (ITUE301)</w:t>
       </w:r>
@@ -50,10 +73,16 @@
     <w:p>
       <w:pPr>
         <w:spacing w:after="40"/>
+        <w:jc w:val="center"/>
       </w:pPr>
       <w:r>
         <w:rPr>
-          <w:sz w:val="24"/>
+          <w:rFonts w:ascii="Times New Roman" w:hAnsi="Times New Roman"/>
+          <w:b w:val="0"/>
+          <w:i w:val="0"/>
+          <w:color w:val="334155"/>
+          <w:sz w:val="22"/>
+          <w:rFonts w:ascii="Times New Roman" w:hAnsi="Times New Roman" w:cs="Times New Roman"/>
         </w:rPr>
         <w:t>Semester: 5th Semester B.Tech Information Technology</w:t>
       </w:r>
@@ -61,392 +90,613 @@
     <w:p>
       <w:pPr>
         <w:spacing w:after="40"/>
+        <w:jc w:val="center"/>
       </w:pPr>
       <w:r>
         <w:rPr>
-          <w:sz w:val="24"/>
+          <w:rFonts w:ascii="Times New Roman" w:hAnsi="Times New Roman"/>
+          <w:b w:val="0"/>
+          <w:i w:val="0"/>
+          <w:color w:val="334155"/>
+          <w:sz w:val="22"/>
+          <w:rFonts w:ascii="Times New Roman" w:hAnsi="Times New Roman" w:cs="Times New Roman"/>
         </w:rPr>
         <w:t>Faculty of Technology and Engineering, CHARUSAT</w:t>
       </w:r>
     </w:p>
     <w:p>
       <w:pPr>
-        <w:spacing w:after="160"/>
+        <w:spacing w:after="120"/>
       </w:pPr>
     </w:p>
     <w:p>
       <w:pPr>
-        <w:spacing w:before="280" w:after="120"/>
+        <w:spacing w:before="240" w:after="80"/>
       </w:pPr>
       <w:r>
         <w:rPr>
+          <w:rFonts w:ascii="Times New Roman" w:hAnsi="Times New Roman"/>
           <w:b/>
-          <w:sz w:val="40"/>
+          <w:i w:val="0"/>
+          <w:color w:val="0F172A"/>
+          <w:sz w:val="32"/>
+          <w:rFonts w:ascii="Times New Roman" w:hAnsi="Times New Roman" w:cs="Times New Roman"/>
         </w:rPr>
         <w:t>1. Problem Statement</w:t>
       </w:r>
     </w:p>
     <w:p>
       <w:pPr>
-        <w:spacing w:after="120" w:line="276" w:lineRule="auto"/>
+        <w:spacing w:after="80" w:line="276" w:lineRule="auto"/>
       </w:pPr>
       <w:r>
         <w:rPr>
+          <w:rFonts w:ascii="Times New Roman" w:hAnsi="Times New Roman"/>
+          <w:b w:val="0"/>
+          <w:i w:val="0"/>
+          <w:color w:val="1E293B"/>
           <w:sz w:val="22"/>
+          <w:rFonts w:ascii="Times New Roman" w:hAnsi="Times New Roman" w:cs="Times New Roman"/>
         </w:rPr>
         <w:t>Implement JWT-based authentication, bcrypt password hashing, and server-side input validation. Create user registration and login endpoints, protect task routes with an authentication middleware, expose a /me profile route, and manage token expiration on the client.</w:t>
       </w:r>
     </w:p>
     <w:p>
       <w:pPr>
-        <w:spacing w:before="280" w:after="120"/>
+        <w:spacing w:before="240" w:after="80"/>
       </w:pPr>
       <w:r>
         <w:rPr>
+          <w:rFonts w:ascii="Times New Roman" w:hAnsi="Times New Roman"/>
           <w:b/>
-          <w:sz w:val="40"/>
+          <w:i w:val="0"/>
+          <w:color w:val="0F172A"/>
+          <w:sz w:val="32"/>
+          <w:rFonts w:ascii="Times New Roman" w:hAnsi="Times New Roman" w:cs="Times New Roman"/>
         </w:rPr>
         <w:t>2. Objective</w:t>
       </w:r>
     </w:p>
     <w:p>
       <w:pPr>
-        <w:spacing w:after="120" w:line="276" w:lineRule="auto"/>
+        <w:spacing w:after="80" w:line="276" w:lineRule="auto"/>
       </w:pPr>
       <w:r>
         <w:rPr>
+          <w:rFonts w:ascii="Times New Roman" w:hAnsi="Times New Roman"/>
+          <w:b w:val="0"/>
+          <w:i w:val="0"/>
+          <w:color w:val="1E293B"/>
           <w:sz w:val="22"/>
+          <w:rFonts w:ascii="Times New Roman" w:hAnsi="Times New Roman" w:cs="Times New Roman"/>
         </w:rPr>
         <w:t>To secure backend REST endpoints using industry-standard JWT bearer tokens, salt-hashed passwords with bcrypt, and centralized authorization middleware.</w:t>
       </w:r>
     </w:p>
     <w:p>
       <w:pPr>
-        <w:spacing w:before="280" w:after="120"/>
+        <w:spacing w:before="240" w:after="80"/>
       </w:pPr>
       <w:r>
         <w:rPr>
+          <w:rFonts w:ascii="Times New Roman" w:hAnsi="Times New Roman"/>
           <w:b/>
-          <w:sz w:val="40"/>
+          <w:i w:val="0"/>
+          <w:color w:val="0F172A"/>
+          <w:sz w:val="32"/>
+          <w:rFonts w:ascii="Times New Roman" w:hAnsi="Times New Roman" w:cs="Times New Roman"/>
         </w:rPr>
         <w:t>3. Theory / Concepts Used</w:t>
       </w:r>
     </w:p>
     <w:p>
       <w:pPr>
-        <w:pStyle w:val="ListParagraph"/>
+        <w:pStyle w:val="ListBullet"/>
         <w:spacing w:after="60" w:line="276" w:lineRule="auto"/>
       </w:pPr>
       <w:r>
         <w:rPr>
+          <w:rFonts w:ascii="Times New Roman" w:hAnsi="Times New Roman"/>
+          <w:b w:val="0"/>
+          <w:i w:val="0"/>
+          <w:color w:val="1E293B"/>
           <w:sz w:val="22"/>
+          <w:rFonts w:ascii="Times New Roman" w:hAnsi="Times New Roman" w:cs="Times New Roman"/>
         </w:rPr>
         <w:t>Bcrypt is a cryptographic hash function utilizing an adaptive salt factor to protect against rainbow table and brute-force attacks.</w:t>
       </w:r>
     </w:p>
     <w:p>
       <w:pPr>
-        <w:pStyle w:val="ListParagraph"/>
+        <w:pStyle w:val="ListBullet"/>
         <w:spacing w:after="60" w:line="276" w:lineRule="auto"/>
       </w:pPr>
       <w:r>
         <w:rPr>
+          <w:rFonts w:ascii="Times New Roman" w:hAnsi="Times New Roman"/>
+          <w:b w:val="0"/>
+          <w:i w:val="0"/>
+          <w:color w:val="1E293B"/>
           <w:sz w:val="22"/>
+          <w:rFonts w:ascii="Times New Roman" w:hAnsi="Times New Roman" w:cs="Times New Roman"/>
         </w:rPr>
         <w:t>JSON Web Tokens (JWT) are digitally signed stateless tokens composed of Header, Payload, and Signature, enabling stateless session validation.</w:t>
       </w:r>
     </w:p>
     <w:p>
       <w:pPr>
-        <w:pStyle w:val="ListParagraph"/>
+        <w:pStyle w:val="ListBullet"/>
         <w:spacing w:after="60" w:line="276" w:lineRule="auto"/>
       </w:pPr>
       <w:r>
         <w:rPr>
+          <w:rFonts w:ascii="Times New Roman" w:hAnsi="Times New Roman"/>
+          <w:b w:val="0"/>
+          <w:i w:val="0"/>
+          <w:color w:val="1E293B"/>
           <w:sz w:val="22"/>
+          <w:rFonts w:ascii="Times New Roman" w:hAnsi="Times New Roman" w:cs="Times New Roman"/>
         </w:rPr>
         <w:t>Authorization middleware inspects the HTTP 'Authorization: Bearer &lt;token&gt;' header, verifies the signature, and injects user context into req.user.</w:t>
       </w:r>
     </w:p>
     <w:p>
       <w:pPr>
-        <w:pStyle w:val="ListParagraph"/>
+        <w:pStyle w:val="ListBullet"/>
         <w:spacing w:after="60" w:line="276" w:lineRule="auto"/>
       </w:pPr>
       <w:r>
         <w:rPr>
+          <w:rFonts w:ascii="Times New Roman" w:hAnsi="Times New Roman"/>
+          <w:b w:val="0"/>
+          <w:i w:val="0"/>
+          <w:color w:val="1E293B"/>
           <w:sz w:val="22"/>
+          <w:rFonts w:ascii="Times New Roman" w:hAnsi="Times New Roman" w:cs="Times New Roman"/>
         </w:rPr>
         <w:t>Server-side input validation guarantees valid email syntax and password length before database transactions occur.</w:t>
       </w:r>
     </w:p>
     <w:p>
       <w:pPr>
-        <w:spacing w:before="280" w:after="120"/>
+        <w:spacing w:before="240" w:after="80"/>
       </w:pPr>
       <w:r>
         <w:rPr>
+          <w:rFonts w:ascii="Times New Roman" w:hAnsi="Times New Roman"/>
           <w:b/>
-          <w:sz w:val="40"/>
+          <w:i w:val="0"/>
+          <w:color w:val="0F172A"/>
+          <w:sz w:val="32"/>
+          <w:rFonts w:ascii="Times New Roman" w:hAnsi="Times New Roman" w:cs="Times New Roman"/>
         </w:rPr>
         <w:t>4. Solution Approach</w:t>
       </w:r>
     </w:p>
     <w:p>
       <w:pPr>
-        <w:pStyle w:val="ListParagraph"/>
+        <w:pStyle w:val="ListNumber"/>
         <w:spacing w:after="60" w:line="276" w:lineRule="auto"/>
       </w:pPr>
       <w:r>
         <w:rPr>
+          <w:rFonts w:ascii="Times New Roman" w:hAnsi="Times New Roman"/>
+          <w:b w:val="0"/>
+          <w:i w:val="0"/>
+          <w:color w:val="1E293B"/>
           <w:sz w:val="22"/>
+          <w:rFonts w:ascii="Times New Roman" w:hAnsi="Times New Roman" w:cs="Times New Roman"/>
         </w:rPr>
         <w:t>Install bcryptjs and jsonwebtoken in task-manager-api.</w:t>
       </w:r>
     </w:p>
     <w:p>
       <w:pPr>
-        <w:pStyle w:val="ListParagraph"/>
+        <w:pStyle w:val="ListNumber"/>
         <w:spacing w:after="60" w:line="276" w:lineRule="auto"/>
       </w:pPr>
       <w:r>
         <w:rPr>
+          <w:rFonts w:ascii="Times New Roman" w:hAnsi="Times New Roman"/>
+          <w:b w:val="0"/>
+          <w:i w:val="0"/>
+          <w:color w:val="1E293B"/>
           <w:sz w:val="22"/>
+          <w:rFonts w:ascii="Times New Roman" w:hAnsi="Times New Roman" w:cs="Times New Roman"/>
         </w:rPr>
         <w:t>Create User model in models/User.js with pre-save bcrypt hashing hook.</w:t>
       </w:r>
     </w:p>
     <w:p>
       <w:pPr>
-        <w:pStyle w:val="ListParagraph"/>
+        <w:pStyle w:val="ListNumber"/>
         <w:spacing w:after="60" w:line="276" w:lineRule="auto"/>
       </w:pPr>
       <w:r>
         <w:rPr>
+          <w:rFonts w:ascii="Times New Roman" w:hAnsi="Times New Roman"/>
+          <w:b w:val="0"/>
+          <w:i w:val="0"/>
+          <w:color w:val="1E293B"/>
           <w:sz w:val="22"/>
+          <w:rFonts w:ascii="Times New Roman" w:hAnsi="Times New Roman" w:cs="Times New Roman"/>
         </w:rPr>
         <w:t>Implement POST /auth/register and POST /auth/login issuing 24h JWT tokens.</w:t>
       </w:r>
     </w:p>
     <w:p>
       <w:pPr>
-        <w:pStyle w:val="ListParagraph"/>
+        <w:pStyle w:val="ListNumber"/>
         <w:spacing w:after="60" w:line="276" w:lineRule="auto"/>
       </w:pPr>
       <w:r>
         <w:rPr>
+          <w:rFonts w:ascii="Times New Roman" w:hAnsi="Times New Roman"/>
+          <w:b w:val="0"/>
+          <w:i w:val="0"/>
+          <w:color w:val="1E293B"/>
           <w:sz w:val="22"/>
+          <w:rFonts w:ascii="Times New Roman" w:hAnsi="Times New Roman" w:cs="Times New Roman"/>
         </w:rPr>
         <w:t>Build auth.js middleware to extract bearer token, verify signature, and attach req.user.</w:t>
       </w:r>
     </w:p>
     <w:p>
       <w:pPr>
-        <w:pStyle w:val="ListParagraph"/>
+        <w:pStyle w:val="ListNumber"/>
         <w:spacing w:after="60" w:line="276" w:lineRule="auto"/>
       </w:pPr>
       <w:r>
         <w:rPr>
+          <w:rFonts w:ascii="Times New Roman" w:hAnsi="Times New Roman"/>
+          <w:b w:val="0"/>
+          <w:i w:val="0"/>
+          <w:color w:val="1E293B"/>
           <w:sz w:val="22"/>
+          <w:rFonts w:ascii="Times New Roman" w:hAnsi="Times New Roman" w:cs="Times New Roman"/>
         </w:rPr>
         <w:t>Protect /auth/me and task mutation routes using requireAuth middleware.</w:t>
       </w:r>
     </w:p>
     <w:p>
       <w:pPr>
-        <w:pStyle w:val="ListParagraph"/>
+        <w:pStyle w:val="ListNumber"/>
         <w:spacing w:after="60" w:line="276" w:lineRule="auto"/>
       </w:pPr>
       <w:r>
         <w:rPr>
+          <w:rFonts w:ascii="Times New Roman" w:hAnsi="Times New Roman"/>
+          <w:b w:val="0"/>
+          <w:i w:val="0"/>
+          <w:color w:val="1E293B"/>
           <w:sz w:val="22"/>
+          <w:rFonts w:ascii="Times New Roman" w:hAnsi="Times New Roman" w:cs="Times New Roman"/>
         </w:rPr>
         <w:t>Implement AuthContext in React managing token in localStorage and auto-logging out on 401.</w:t>
       </w:r>
     </w:p>
     <w:p>
       <w:pPr>
-        <w:spacing w:before="280" w:after="120"/>
+        <w:spacing w:before="240" w:after="80"/>
       </w:pPr>
       <w:r>
         <w:rPr>
+          <w:rFonts w:ascii="Times New Roman" w:hAnsi="Times New Roman"/>
           <w:b/>
-          <w:sz w:val="40"/>
+          <w:i w:val="0"/>
+          <w:color w:val="0F172A"/>
+          <w:sz w:val="32"/>
+          <w:rFonts w:ascii="Times New Roman" w:hAnsi="Times New Roman" w:cs="Times New Roman"/>
         </w:rPr>
         <w:t>5. Architecture and Workflow Diagram</w:t>
       </w:r>
     </w:p>
+    <w:tbl>
+      <w:tblPr>
+        <w:tblW w:type="auto" w:w="0"/>
+        <w:jc w:val="center"/>
+        <w:tblLayout w:type="fixed"/>
+        <w:tblLook w:firstColumn="1" w:firstRow="1" w:lastColumn="0" w:lastRow="0" w:noHBand="0" w:noVBand="1" w:val="04A0"/>
+      </w:tblPr>
+      <w:tblGrid>
+        <w:gridCol w:w="10080"/>
+      </w:tblGrid>
+      <w:tr>
+        <w:tc>
+          <w:tcPr>
+            <w:tcW w:type="dxa" w:w="9792"/>
+            <w:shd w:fill="F8FAFC"/>
+            <w:tcBorders>
+              <w:top w:val="single" w:sz="4" w:space="0" w:color="E2E8F0"/>
+              <w:left w:val="single" w:sz="12" w:space="0" w:color="3B82F6"/>
+              <w:bottom w:val="single" w:sz="4" w:space="0" w:color="E2E8F0"/>
+              <w:right w:val="single" w:sz="4" w:space="0" w:color="E2E8F0"/>
+            </w:tcBorders>
+            <w:tcMar>
+              <w:top w:w="120" w:type="dxa"/>
+              <w:bottom w:w="120" w:type="dxa"/>
+              <w:left w:w="160" w:type="dxa"/>
+              <w:right w:w="160" w:type="dxa"/>
+            </w:tcMar>
+          </w:tcPr>
+          <w:p>
+            <w:pPr>
+              <w:spacing w:before="40" w:after="40" w:line="252" w:lineRule="auto"/>
+            </w:pPr>
+            <w:r>
+              <w:rPr>
+                <w:rFonts w:ascii="Consolas" w:hAnsi="Consolas"/>
+                <w:b w:val="0"/>
+                <w:i w:val="0"/>
+                <w:color w:val="1E293B"/>
+                <w:sz w:val="18"/>
+                <w:rFonts w:ascii="Consolas" w:hAnsi="Consolas" w:cs="Consolas"/>
+              </w:rPr>
+              <w:t>POST /auth/register ➔ Hash Password (bcrypt salt 10) ➔ Save User in MongoDB (201)</w:t>
+              <w:br/>
+              <w:t>POST /auth/login    ➔ Compare Hash (bcrypt.compare)   ➔ Sign JWT Token (200)</w:t>
+              <w:br/>
+              <w:br/>
+              <w:t>Protected Route Flow:</w:t>
+              <w:br/>
+              <w:t>Client Request (Authorization: Bearer &lt;token&gt;)</w:t>
+              <w:br/>
+              <w:t xml:space="preserve">        |</w:t>
+              <w:br/>
+              <w:t xml:space="preserve">        v</w:t>
+              <w:br/>
+              <w:t xml:space="preserve"> [Auth Middleware] ➔ Verify JWT Secret ➔ Injects req.user</w:t>
+              <w:br/>
+              <w:t xml:space="preserve">        |</w:t>
+              <w:br/>
+              <w:t xml:space="preserve">        v</w:t>
+              <w:br/>
+              <w:t xml:space="preserve"> [Input Validator] ➔ Checks Schema Fields</w:t>
+              <w:br/>
+              <w:t xml:space="preserve">        |</w:t>
+              <w:br/>
+              <w:t xml:space="preserve">        v</w:t>
+              <w:br/>
+              <w:t xml:space="preserve">  Controller Route (Task Operations / Profile)</w:t>
+            </w:r>
+          </w:p>
+        </w:tc>
+      </w:tr>
+    </w:tbl>
     <w:p>
       <w:pPr>
-        <w:spacing w:before="80" w:after="120"/>
-        <w:ind w:left="288"/>
+        <w:spacing w:after="80"/>
+      </w:pPr>
+    </w:p>
+    <w:p>
+      <w:pPr>
+        <w:spacing w:before="240" w:after="80"/>
       </w:pPr>
       <w:r>
         <w:rPr>
-          <w:rFonts w:ascii="Consolas" w:hAnsi="Consolas"/>
-          <w:color w:val="1E293B"/>
-          <w:sz w:val="19"/>
-        </w:rPr>
-        <w:t>POST /auth/register ➔ Hash Password (bcrypt salt 10) ➔ Save User in MongoDB (201)</w:t>
-        <w:br/>
-        <w:t>POST /auth/login    ➔ Compare Hash (bcrypt.compare)   ➔ Sign JWT Token (200)</w:t>
-        <w:br/>
-        <w:br/>
-        <w:t>Protected Route Flow:</w:t>
-        <w:br/>
-        <w:t>Client Request (Authorization: Bearer &lt;token&gt;)</w:t>
-        <w:br/>
-        <w:t xml:space="preserve">        |</w:t>
-        <w:br/>
-        <w:t xml:space="preserve">        v</w:t>
-        <w:br/>
-        <w:t xml:space="preserve"> [Auth Middleware] ➔ Verify JWT Secret ➔ Injects req.user</w:t>
-        <w:br/>
-        <w:t xml:space="preserve">        |</w:t>
-        <w:br/>
-        <w:t xml:space="preserve">        v</w:t>
-        <w:br/>
-        <w:t xml:space="preserve"> [Input Validator] ➔ Checks Schema Fields</w:t>
-        <w:br/>
-        <w:t xml:space="preserve">        |</w:t>
-        <w:br/>
-        <w:t xml:space="preserve">        v</w:t>
-        <w:br/>
-        <w:t xml:space="preserve">  Controller Route (Task Operations / Profile)</w:t>
-      </w:r>
-    </w:p>
-    <w:p>
-      <w:pPr>
-        <w:spacing w:before="280" w:after="120"/>
-      </w:pPr>
-      <w:r>
-        <w:rPr>
+          <w:rFonts w:ascii="Times New Roman" w:hAnsi="Times New Roman"/>
           <w:b/>
-          <w:sz w:val="40"/>
+          <w:i w:val="0"/>
+          <w:color w:val="0F172A"/>
+          <w:sz w:val="32"/>
+          <w:rFonts w:ascii="Times New Roman" w:hAnsi="Times New Roman" w:cs="Times New Roman"/>
         </w:rPr>
         <w:t>6. Key Implementation Code Snippets</w:t>
       </w:r>
     </w:p>
     <w:p>
       <w:pPr>
-        <w:spacing w:before="200" w:after="80"/>
+        <w:spacing w:before="160" w:after="40"/>
       </w:pPr>
       <w:r>
         <w:rPr>
+          <w:rFonts w:ascii="Times New Roman" w:hAnsi="Times New Roman"/>
           <w:b/>
-          <w:sz w:val="28"/>
+          <w:i w:val="0"/>
+          <w:color w:val="1E293B"/>
+          <w:sz w:val="24"/>
+          <w:rFonts w:ascii="Times New Roman" w:hAnsi="Times New Roman" w:cs="Times New Roman"/>
         </w:rPr>
         <w:t>Source File: models/User.js</w:t>
       </w:r>
     </w:p>
+    <w:tbl>
+      <w:tblPr>
+        <w:tblW w:type="auto" w:w="0"/>
+        <w:jc w:val="center"/>
+        <w:tblLayout w:type="fixed"/>
+        <w:tblLook w:firstColumn="1" w:firstRow="1" w:lastColumn="0" w:lastRow="0" w:noHBand="0" w:noVBand="1" w:val="04A0"/>
+      </w:tblPr>
+      <w:tblGrid>
+        <w:gridCol w:w="10080"/>
+      </w:tblGrid>
+      <w:tr>
+        <w:tc>
+          <w:tcPr>
+            <w:tcW w:type="dxa" w:w="9792"/>
+            <w:shd w:fill="F8FAFC"/>
+            <w:tcBorders>
+              <w:top w:val="single" w:sz="4" w:space="0" w:color="E2E8F0"/>
+              <w:left w:val="single" w:sz="12" w:space="0" w:color="3B82F6"/>
+              <w:bottom w:val="single" w:sz="4" w:space="0" w:color="E2E8F0"/>
+              <w:right w:val="single" w:sz="4" w:space="0" w:color="E2E8F0"/>
+            </w:tcBorders>
+            <w:tcMar>
+              <w:top w:w="120" w:type="dxa"/>
+              <w:bottom w:w="120" w:type="dxa"/>
+              <w:left w:w="160" w:type="dxa"/>
+              <w:right w:w="160" w:type="dxa"/>
+            </w:tcMar>
+          </w:tcPr>
+          <w:p>
+            <w:pPr>
+              <w:spacing w:before="40" w:after="40" w:line="252" w:lineRule="auto"/>
+            </w:pPr>
+            <w:r>
+              <w:rPr>
+                <w:rFonts w:ascii="Consolas" w:hAnsi="Consolas"/>
+                <w:b w:val="0"/>
+                <w:i w:val="0"/>
+                <w:color w:val="1E293B"/>
+                <w:sz w:val="18"/>
+                <w:rFonts w:ascii="Consolas" w:hAnsi="Consolas" w:cs="Consolas"/>
+              </w:rPr>
+              <w:t>userSchema.pre('save', async function (next) {</w:t>
+              <w:br/>
+              <w:t xml:space="preserve">  if (!this.isModified('password')) return next ? next() : null;</w:t>
+              <w:br/>
+              <w:t xml:space="preserve">  const salt = await bcrypt.genSalt(10);</w:t>
+              <w:br/>
+              <w:t xml:space="preserve">  this.password = await bcrypt.hash(this.password, salt);</w:t>
+              <w:br/>
+              <w:t xml:space="preserve">  if (next) next();</w:t>
+              <w:br/>
+              <w:t>});</w:t>
+            </w:r>
+          </w:p>
+        </w:tc>
+      </w:tr>
+    </w:tbl>
     <w:p>
       <w:pPr>
-        <w:spacing w:before="80" w:after="120"/>
-        <w:ind w:left="288"/>
+        <w:spacing w:after="80"/>
+      </w:pPr>
+    </w:p>
+    <w:p>
+      <w:pPr>
+        <w:spacing w:before="160" w:after="40"/>
       </w:pPr>
       <w:r>
         <w:rPr>
-          <w:rFonts w:ascii="Consolas" w:hAnsi="Consolas"/>
+          <w:rFonts w:ascii="Times New Roman" w:hAnsi="Times New Roman"/>
+          <w:b/>
+          <w:i w:val="0"/>
           <w:color w:val="1E293B"/>
-          <w:sz w:val="19"/>
-        </w:rPr>
-        <w:t>userSchema.pre('save', async function (next) {</w:t>
-        <w:br/>
-        <w:t xml:space="preserve">  if (!this.isModified('password')) return next ? next() : null;</w:t>
-        <w:br/>
-        <w:t xml:space="preserve">  const salt = await bcrypt.genSalt(10);</w:t>
-        <w:br/>
-        <w:t xml:space="preserve">  this.password = await bcrypt.hash(this.password, salt);</w:t>
-        <w:br/>
-        <w:t xml:space="preserve">  if (next) next();</w:t>
-        <w:br/>
-        <w:t>});</w:t>
-      </w:r>
-    </w:p>
-    <w:p>
-      <w:pPr>
-        <w:spacing w:before="200" w:after="80"/>
-      </w:pPr>
-      <w:r>
-        <w:rPr>
-          <w:b/>
-          <w:sz w:val="28"/>
+          <w:sz w:val="24"/>
+          <w:rFonts w:ascii="Times New Roman" w:hAnsi="Times New Roman" w:cs="Times New Roman"/>
         </w:rPr>
         <w:t>Source File: middleware/auth.js</w:t>
       </w:r>
     </w:p>
+    <w:tbl>
+      <w:tblPr>
+        <w:tblW w:type="auto" w:w="0"/>
+        <w:jc w:val="center"/>
+        <w:tblLayout w:type="fixed"/>
+        <w:tblLook w:firstColumn="1" w:firstRow="1" w:lastColumn="0" w:lastRow="0" w:noHBand="0" w:noVBand="1" w:val="04A0"/>
+      </w:tblPr>
+      <w:tblGrid>
+        <w:gridCol w:w="10080"/>
+      </w:tblGrid>
+      <w:tr>
+        <w:tc>
+          <w:tcPr>
+            <w:tcW w:type="dxa" w:w="9792"/>
+            <w:shd w:fill="F8FAFC"/>
+            <w:tcBorders>
+              <w:top w:val="single" w:sz="4" w:space="0" w:color="E2E8F0"/>
+              <w:left w:val="single" w:sz="12" w:space="0" w:color="3B82F6"/>
+              <w:bottom w:val="single" w:sz="4" w:space="0" w:color="E2E8F0"/>
+              <w:right w:val="single" w:sz="4" w:space="0" w:color="E2E8F0"/>
+            </w:tcBorders>
+            <w:tcMar>
+              <w:top w:w="120" w:type="dxa"/>
+              <w:bottom w:w="120" w:type="dxa"/>
+              <w:left w:w="160" w:type="dxa"/>
+              <w:right w:w="160" w:type="dxa"/>
+            </w:tcMar>
+          </w:tcPr>
+          <w:p>
+            <w:pPr>
+              <w:spacing w:before="40" w:after="40" w:line="252" w:lineRule="auto"/>
+            </w:pPr>
+            <w:r>
+              <w:rPr>
+                <w:rFonts w:ascii="Consolas" w:hAnsi="Consolas"/>
+                <w:b w:val="0"/>
+                <w:i w:val="0"/>
+                <w:color w:val="1E293B"/>
+                <w:sz w:val="18"/>
+                <w:rFonts w:ascii="Consolas" w:hAnsi="Consolas" w:cs="Consolas"/>
+              </w:rPr>
+              <w:t>export const requireAuth = (req, res, next) =&gt; {</w:t>
+              <w:br/>
+              <w:t xml:space="preserve">  const authHeader = req.headers.authorization;</w:t>
+              <w:br/>
+              <w:t xml:space="preserve">  if (!authHeader || !authHeader.startsWith('Bearer ')) {</w:t>
+              <w:br/>
+              <w:t xml:space="preserve">    return res.status(401).json({ success: false, error: 'Unauthorized: Bearer token required' });</w:t>
+              <w:br/>
+              <w:t xml:space="preserve">  }</w:t>
+              <w:br/>
+              <w:t xml:space="preserve">  const token = authHeader.split(' ')[1];</w:t>
+              <w:br/>
+              <w:t xml:space="preserve">  try {</w:t>
+              <w:br/>
+              <w:t xml:space="preserve">    const decoded = jwt.verify(token, process.env.JWT_SECRET);</w:t>
+              <w:br/>
+              <w:t xml:space="preserve">    req.user = decoded;</w:t>
+              <w:br/>
+              <w:t xml:space="preserve">    next();</w:t>
+              <w:br/>
+              <w:t xml:space="preserve">  } catch (err) {</w:t>
+              <w:br/>
+              <w:t xml:space="preserve">    return res.status(401).json({ success: false, error: 'Invalid or expired token' });</w:t>
+              <w:br/>
+              <w:t xml:space="preserve">  }</w:t>
+              <w:br/>
+              <w:t>};</w:t>
+            </w:r>
+          </w:p>
+        </w:tc>
+      </w:tr>
+    </w:tbl>
     <w:p>
       <w:pPr>
-        <w:spacing w:before="80" w:after="120"/>
-        <w:ind w:left="288"/>
+        <w:spacing w:after="80"/>
+      </w:pPr>
+    </w:p>
+    <w:p>
+      <w:pPr>
+        <w:spacing w:before="240" w:after="80"/>
       </w:pPr>
       <w:r>
         <w:rPr>
-          <w:rFonts w:ascii="Consolas" w:hAnsi="Consolas"/>
-          <w:color w:val="1E293B"/>
-          <w:sz w:val="19"/>
-        </w:rPr>
-        <w:t>export const requireAuth = (req, res, next) =&gt; {</w:t>
-        <w:br/>
-        <w:t xml:space="preserve">  const authHeader = req.headers.authorization;</w:t>
-        <w:br/>
-        <w:t xml:space="preserve">  if (!authHeader || !authHeader.startsWith('Bearer ')) {</w:t>
-        <w:br/>
-        <w:t xml:space="preserve">    return res.status(401).json({ success: false, error: 'Unauthorized: Bearer token required' });</w:t>
-        <w:br/>
-        <w:t xml:space="preserve">  }</w:t>
-        <w:br/>
-        <w:t xml:space="preserve">  const token = authHeader.split(' ')[1];</w:t>
-        <w:br/>
-        <w:t xml:space="preserve">  try {</w:t>
-        <w:br/>
-        <w:t xml:space="preserve">    const decoded = jwt.verify(token, process.env.JWT_SECRET);</w:t>
-        <w:br/>
-        <w:t xml:space="preserve">    req.user = decoded;</w:t>
-        <w:br/>
-        <w:t xml:space="preserve">    next();</w:t>
-        <w:br/>
-        <w:t xml:space="preserve">  } catch (err) {</w:t>
-        <w:br/>
-        <w:t xml:space="preserve">    return res.status(401).json({ success: false, error: 'Invalid or expired token' });</w:t>
-        <w:br/>
-        <w:t xml:space="preserve">  }</w:t>
-        <w:br/>
-        <w:t>};</w:t>
-      </w:r>
-    </w:p>
-    <w:p>
-      <w:pPr>
-        <w:spacing w:before="280" w:after="120"/>
-      </w:pPr>
-      <w:r>
-        <w:rPr>
+          <w:rFonts w:ascii="Times New Roman" w:hAnsi="Times New Roman"/>
           <w:b/>
-          <w:sz w:val="40"/>
+          <w:i w:val="0"/>
+          <w:color w:val="0F172A"/>
+          <w:sz w:val="32"/>
+          <w:rFonts w:ascii="Times New Roman" w:hAnsi="Times New Roman" w:cs="Times New Roman"/>
         </w:rPr>
         <w:t>7. Practical Execution and Evidence</w:t>
       </w:r>
     </w:p>
     <w:p>
       <w:pPr>
-        <w:spacing w:after="120" w:line="276" w:lineRule="auto"/>
+        <w:spacing w:after="80" w:line="276" w:lineRule="auto"/>
       </w:pPr>
       <w:r>
         <w:rPr>
+          <w:rFonts w:ascii="Times New Roman" w:hAnsi="Times New Roman"/>
+          <w:b w:val="0"/>
+          <w:i w:val="0"/>
+          <w:color w:val="1E293B"/>
           <w:sz w:val="22"/>
+          <w:rFonts w:ascii="Times New Roman" w:hAnsi="Times New Roman" w:cs="Times New Roman"/>
         </w:rPr>
-        <w:t>The following screenshots demonstrate the verified execution, terminal logs, and live output of the implemented solution:</w:t>
+        <w:t>The following visual evidence records demonstrate the execution, terminal logs, and live output of the implemented practical:</w:t>
       </w:r>
     </w:p>
     <w:p>
       <w:pPr>
-        <w:spacing w:before="160" w:after="80"/>
+        <w:spacing w:before="160" w:after="60"/>
         <w:jc w:val="center"/>
       </w:pPr>
       <w:r>
         <w:drawing>
           <wp:inline xmlns:a="http://schemas.openxmlformats.org/drawingml/2006/main" xmlns:pic="http://schemas.openxmlformats.org/drawingml/2006/picture">
-            <wp:extent cx="5669280" cy="3419566"/>
+            <wp:extent cx="5486400" cy="3309257"/>
             <wp:docPr id="1" name="Picture 1"/>
             <wp:cNvGraphicFramePr>
               <a:graphicFrameLocks noChangeAspect="1"/>
@@ -459,7 +709,7 @@
                     <pic:cNvPicPr/>
                   </pic:nvPicPr>
                   <pic:blipFill>
-                    <a:blip r:embed="rId9"/>
+                    <a:blip r:embed="rId11"/>
                     <a:stretch>
                       <a:fillRect/>
                     </a:stretch>
@@ -467,7 +717,7 @@
                   <pic:spPr>
                     <a:xfrm>
                       <a:off x="0" y="0"/>
-                      <a:ext cx="5669280" cy="3419566"/>
+                      <a:ext cx="5486400" cy="3309257"/>
                     </a:xfrm>
                     <a:prstGeom prst="rect"/>
                   </pic:spPr>
@@ -480,27 +730,30 @@
     </w:p>
     <w:p>
       <w:pPr>
-        <w:spacing w:after="200"/>
+        <w:spacing w:after="160"/>
         <w:jc w:val="center"/>
       </w:pPr>
       <w:r>
         <w:rPr>
+          <w:rFonts w:ascii="Times New Roman" w:hAnsi="Times New Roman"/>
+          <w:b w:val="0"/>
           <w:i/>
-          <w:color w:val="64748B"/>
+          <w:color w:val="475569"/>
           <w:sz w:val="19"/>
+          <w:rFonts w:ascii="Times New Roman" w:hAnsi="Times New Roman" w:cs="Times New Roman"/>
         </w:rPr>
         <w:t>Fig. 7.1: User registration with automatic bcrypt password hashing and token return.</w:t>
       </w:r>
     </w:p>
     <w:p>
       <w:pPr>
-        <w:spacing w:before="160" w:after="80"/>
+        <w:spacing w:before="160" w:after="60"/>
         <w:jc w:val="center"/>
       </w:pPr>
       <w:r>
         <w:drawing>
           <wp:inline xmlns:a="http://schemas.openxmlformats.org/drawingml/2006/main" xmlns:pic="http://schemas.openxmlformats.org/drawingml/2006/picture">
-            <wp:extent cx="5669280" cy="3419566"/>
+            <wp:extent cx="5486400" cy="3309257"/>
             <wp:docPr id="2" name="Picture 2"/>
             <wp:cNvGraphicFramePr>
               <a:graphicFrameLocks noChangeAspect="1"/>
@@ -513,7 +766,7 @@
                     <pic:cNvPicPr/>
                   </pic:nvPicPr>
                   <pic:blipFill>
-                    <a:blip r:embed="rId10"/>
+                    <a:blip r:embed="rId12"/>
                     <a:stretch>
                       <a:fillRect/>
                     </a:stretch>
@@ -521,7 +774,7 @@
                   <pic:spPr>
                     <a:xfrm>
                       <a:off x="0" y="0"/>
-                      <a:ext cx="5669280" cy="3419566"/>
+                      <a:ext cx="5486400" cy="3309257"/>
                     </a:xfrm>
                     <a:prstGeom prst="rect"/>
                   </pic:spPr>
@@ -534,27 +787,30 @@
     </w:p>
     <w:p>
       <w:pPr>
-        <w:spacing w:after="200"/>
+        <w:spacing w:after="160"/>
         <w:jc w:val="center"/>
       </w:pPr>
       <w:r>
         <w:rPr>
+          <w:rFonts w:ascii="Times New Roman" w:hAnsi="Times New Roman"/>
+          <w:b w:val="0"/>
           <w:i/>
-          <w:color w:val="64748B"/>
+          <w:color w:val="475569"/>
           <w:sz w:val="19"/>
+          <w:rFonts w:ascii="Times New Roman" w:hAnsi="Times New Roman" w:cs="Times New Roman"/>
         </w:rPr>
         <w:t>Fig. 7.2: Successful user login returning signed JSON Web Token.</w:t>
       </w:r>
     </w:p>
     <w:p>
       <w:pPr>
-        <w:spacing w:before="160" w:after="80"/>
+        <w:spacing w:before="160" w:after="60"/>
         <w:jc w:val="center"/>
       </w:pPr>
       <w:r>
         <w:drawing>
           <wp:inline xmlns:a="http://schemas.openxmlformats.org/drawingml/2006/main" xmlns:pic="http://schemas.openxmlformats.org/drawingml/2006/picture">
-            <wp:extent cx="5669280" cy="3419566"/>
+            <wp:extent cx="5486400" cy="3309257"/>
             <wp:docPr id="3" name="Picture 3"/>
             <wp:cNvGraphicFramePr>
               <a:graphicFrameLocks noChangeAspect="1"/>
@@ -567,7 +823,7 @@
                     <pic:cNvPicPr/>
                   </pic:nvPicPr>
                   <pic:blipFill>
-                    <a:blip r:embed="rId11"/>
+                    <a:blip r:embed="rId13"/>
                     <a:stretch>
                       <a:fillRect/>
                     </a:stretch>
@@ -575,7 +831,7 @@
                   <pic:spPr>
                     <a:xfrm>
                       <a:off x="0" y="0"/>
-                      <a:ext cx="5669280" cy="3419566"/>
+                      <a:ext cx="5486400" cy="3309257"/>
                     </a:xfrm>
                     <a:prstGeom prst="rect"/>
                   </pic:spPr>
@@ -588,27 +844,30 @@
     </w:p>
     <w:p>
       <w:pPr>
-        <w:spacing w:after="200"/>
+        <w:spacing w:after="160"/>
         <w:jc w:val="center"/>
       </w:pPr>
       <w:r>
         <w:rPr>
+          <w:rFonts w:ascii="Times New Roman" w:hAnsi="Times New Roman"/>
+          <w:b w:val="0"/>
           <w:i/>
-          <w:color w:val="64748B"/>
+          <w:color w:val="475569"/>
           <w:sz w:val="19"/>
+          <w:rFonts w:ascii="Times New Roman" w:hAnsi="Times New Roman" w:cs="Times New Roman"/>
         </w:rPr>
         <w:t>Fig. 7.3: Accessing protected /auth/me route using Authorization: Bearer token.</w:t>
       </w:r>
     </w:p>
     <w:p>
       <w:pPr>
-        <w:spacing w:before="160" w:after="80"/>
+        <w:spacing w:before="160" w:after="60"/>
         <w:jc w:val="center"/>
       </w:pPr>
       <w:r>
         <w:drawing>
           <wp:inline xmlns:a="http://schemas.openxmlformats.org/drawingml/2006/main" xmlns:pic="http://schemas.openxmlformats.org/drawingml/2006/picture">
-            <wp:extent cx="5669280" cy="3419566"/>
+            <wp:extent cx="5486400" cy="3309257"/>
             <wp:docPr id="4" name="Picture 4"/>
             <wp:cNvGraphicFramePr>
               <a:graphicFrameLocks noChangeAspect="1"/>
@@ -621,7 +880,7 @@
                     <pic:cNvPicPr/>
                   </pic:nvPicPr>
                   <pic:blipFill>
-                    <a:blip r:embed="rId12"/>
+                    <a:blip r:embed="rId14"/>
                     <a:stretch>
                       <a:fillRect/>
                     </a:stretch>
@@ -629,7 +888,7 @@
                   <pic:spPr>
                     <a:xfrm>
                       <a:off x="0" y="0"/>
-                      <a:ext cx="5669280" cy="3419566"/>
+                      <a:ext cx="5486400" cy="3309257"/>
                     </a:xfrm>
                     <a:prstGeom prst="rect"/>
                   </pic:spPr>
@@ -642,86 +901,117 @@
     </w:p>
     <w:p>
       <w:pPr>
-        <w:spacing w:after="200"/>
+        <w:spacing w:after="160"/>
         <w:jc w:val="center"/>
       </w:pPr>
       <w:r>
         <w:rPr>
+          <w:rFonts w:ascii="Times New Roman" w:hAnsi="Times New Roman"/>
+          <w:b w:val="0"/>
           <w:i/>
-          <w:color w:val="64748B"/>
+          <w:color w:val="475569"/>
           <w:sz w:val="19"/>
+          <w:rFonts w:ascii="Times New Roman" w:hAnsi="Times New Roman" w:cs="Times New Roman"/>
         </w:rPr>
         <w:t>Fig. 7.4: Server rejecting unauthenticated request with HTTP 401 Unauthorized.</w:t>
       </w:r>
     </w:p>
     <w:p>
       <w:pPr>
-        <w:spacing w:before="280" w:after="120"/>
+        <w:spacing w:before="240" w:after="80"/>
       </w:pPr>
       <w:r>
         <w:rPr>
+          <w:rFonts w:ascii="Times New Roman" w:hAnsi="Times New Roman"/>
           <w:b/>
-          <w:sz w:val="40"/>
+          <w:i w:val="0"/>
+          <w:color w:val="0F172A"/>
+          <w:sz w:val="32"/>
+          <w:rFonts w:ascii="Times New Roman" w:hAnsi="Times New Roman" w:cs="Times New Roman"/>
         </w:rPr>
         <w:t>8. Testing and Verification</w:t>
       </w:r>
     </w:p>
     <w:p>
       <w:pPr>
-        <w:pStyle w:val="ListParagraph"/>
+        <w:pStyle w:val="ListBullet"/>
         <w:spacing w:after="60" w:line="276" w:lineRule="auto"/>
       </w:pPr>
       <w:r>
         <w:rPr>
+          <w:rFonts w:ascii="Times New Roman" w:hAnsi="Times New Roman"/>
+          <w:b w:val="0"/>
+          <w:i w:val="0"/>
+          <w:color w:val="1E293B"/>
           <w:sz w:val="22"/>
+          <w:rFonts w:ascii="Times New Roman" w:hAnsi="Times New Roman" w:cs="Times New Roman"/>
         </w:rPr>
         <w:t>Test 1: POST /auth/register hashes password and returns 201 with JWT. [PASS]</w:t>
       </w:r>
     </w:p>
     <w:p>
       <w:pPr>
-        <w:pStyle w:val="ListParagraph"/>
+        <w:pStyle w:val="ListBullet"/>
         <w:spacing w:after="60" w:line="276" w:lineRule="auto"/>
       </w:pPr>
       <w:r>
         <w:rPr>
+          <w:rFonts w:ascii="Times New Roman" w:hAnsi="Times New Roman"/>
+          <w:b w:val="0"/>
+          <w:i w:val="0"/>
+          <w:color w:val="1E293B"/>
           <w:sz w:val="22"/>
+          <w:rFonts w:ascii="Times New Roman" w:hAnsi="Times New Roman" w:cs="Times New Roman"/>
         </w:rPr>
         <w:t>Test 2: POST /auth/login verifies credentials and returns 200 with JWT. [PASS]</w:t>
       </w:r>
     </w:p>
     <w:p>
       <w:pPr>
-        <w:pStyle w:val="ListParagraph"/>
+        <w:pStyle w:val="ListBullet"/>
         <w:spacing w:after="60" w:line="276" w:lineRule="auto"/>
       </w:pPr>
       <w:r>
         <w:rPr>
+          <w:rFonts w:ascii="Times New Roman" w:hAnsi="Times New Roman"/>
+          <w:b w:val="0"/>
+          <w:i w:val="0"/>
+          <w:color w:val="1E293B"/>
           <w:sz w:val="22"/>
+          <w:rFonts w:ascii="Times New Roman" w:hAnsi="Times New Roman" w:cs="Times New Roman"/>
         </w:rPr>
         <w:t>Test 3: GET /auth/me with Bearer token returns authenticated user payload. [PASS]</w:t>
       </w:r>
     </w:p>
     <w:p>
       <w:pPr>
-        <w:pStyle w:val="ListParagraph"/>
+        <w:pStyle w:val="ListBullet"/>
         <w:spacing w:after="60" w:line="276" w:lineRule="auto"/>
       </w:pPr>
       <w:r>
         <w:rPr>
+          <w:rFonts w:ascii="Times New Roman" w:hAnsi="Times New Roman"/>
+          <w:b w:val="0"/>
+          <w:i w:val="0"/>
+          <w:color w:val="1E293B"/>
           <w:sz w:val="22"/>
+          <w:rFonts w:ascii="Times New Roman" w:hAnsi="Times New Roman" w:cs="Times New Roman"/>
         </w:rPr>
         <w:t>Test 4: GET /auth/me without token returns 401 Unauthorized. [PASS]</w:t>
       </w:r>
     </w:p>
     <w:p>
       <w:pPr>
-        <w:spacing w:before="280" w:after="120"/>
+        <w:spacing w:before="240" w:after="80"/>
       </w:pPr>
       <w:r>
         <w:rPr>
+          <w:rFonts w:ascii="Times New Roman" w:hAnsi="Times New Roman"/>
           <w:b/>
-          <w:sz w:val="40"/>
+          <w:i w:val="0"/>
+          <w:color w:val="0F172A"/>
+          <w:sz w:val="32"/>
+          <w:rFonts w:ascii="Times New Roman" w:hAnsi="Times New Roman" w:cs="Times New Roman"/>
         </w:rPr>
         <w:t>9. Key Questions and Answers (Viva Preparation)</w:t>
       </w:r>
@@ -732,21 +1022,30 @@
       </w:pPr>
       <w:r>
         <w:rPr>
+          <w:rFonts w:ascii="Times New Roman" w:hAnsi="Times New Roman"/>
           <w:b/>
+          <w:i w:val="0"/>
+          <w:color w:val="0F172A"/>
           <w:sz w:val="22"/>
+          <w:rFonts w:ascii="Times New Roman" w:hAnsi="Times New Roman" w:cs="Times New Roman"/>
         </w:rPr>
-        <w:t>Q: Why must passwords be hashed before storage instead of saved as plain text, even in lab projects?</w:t>
+        <w:t>Q1. Why must passwords be hashed before storage instead of saved as plain text, even in lab projects?</w:t>
       </w:r>
     </w:p>
     <w:p>
       <w:pPr>
-        <w:spacing w:after="120"/>
+        <w:spacing w:after="120" w:line="276" w:lineRule="auto"/>
       </w:pPr>
       <w:r>
         <w:rPr>
+          <w:rFonts w:ascii="Times New Roman" w:hAnsi="Times New Roman"/>
+          <w:b w:val="0"/>
+          <w:i w:val="0"/>
+          <w:color w:val="334155"/>
           <w:sz w:val="22"/>
+          <w:rFonts w:ascii="Times New Roman" w:hAnsi="Times New Roman" w:cs="Times New Roman"/>
         </w:rPr>
-        <w:t>A: Storing plain text passwords exposes user credentials in database leaks, logs, and dumps. Cryptographic hashing with salts ensures stored passwords cannot be reversed into plain text.</w:t>
+        <w:t>Ans: Storing plain text passwords exposes user credentials in database leaks, logs, and dumps. Cryptographic hashing with salts ensures stored passwords cannot be reversed into plain text.</w:t>
       </w:r>
     </w:p>
     <w:p>
@@ -755,21 +1054,30 @@
       </w:pPr>
       <w:r>
         <w:rPr>
+          <w:rFonts w:ascii="Times New Roman" w:hAnsi="Times New Roman"/>
           <w:b/>
+          <w:i w:val="0"/>
+          <w:color w:val="0F172A"/>
           <w:sz w:val="22"/>
+          <w:rFonts w:ascii="Times New Roman" w:hAnsi="Times New Roman" w:cs="Times New Roman"/>
         </w:rPr>
-        <w:t>Q: What does the authentication middleware verify, and what happens if the token is expired?</w:t>
+        <w:t>Q2. What does the authentication middleware verify, and what happens if the token is expired?</w:t>
       </w:r>
     </w:p>
     <w:p>
       <w:pPr>
-        <w:spacing w:after="120"/>
+        <w:spacing w:after="120" w:line="276" w:lineRule="auto"/>
       </w:pPr>
       <w:r>
         <w:rPr>
+          <w:rFonts w:ascii="Times New Roman" w:hAnsi="Times New Roman"/>
+          <w:b w:val="0"/>
+          <w:i w:val="0"/>
+          <w:color w:val="334155"/>
           <w:sz w:val="22"/>
+          <w:rFonts w:ascii="Times New Roman" w:hAnsi="Times New Roman" w:cs="Times New Roman"/>
         </w:rPr>
-        <w:t>A: It checks for the Bearer prefix, verifies the cryptographic signature against the server's JWT_SECRET, and inspects the token expiration timestamp. Expired or tampered tokens throw an error and receive an immediate HTTP 401 response.</w:t>
+        <w:t>Ans: It checks for the Bearer prefix, verifies the cryptographic signature against the server's JWT_SECRET, and inspects the token expiration timestamp. Expired or tampered tokens throw an error and receive an immediate HTTP 401 response.</w:t>
       </w:r>
     </w:p>
     <w:p>
@@ -778,153 +1086,14 @@
       </w:pPr>
       <w:r>
         <w:rPr>
+          <w:rFonts w:ascii="Times New Roman" w:hAnsi="Times New Roman"/>
           <w:b/>
+          <w:i w:val="0"/>
+          <w:color w:val="0F172A"/>
           <w:sz w:val="22"/>
+          <w:rFonts w:ascii="Times New Roman" w:hAnsi="Times New Roman" w:cs="Times New Roman"/>
         </w:rPr>
-        <w:t>Q: Why must input validation happen on the server even if the client validates fields?</w:t>
-      </w:r>
-    </w:p>
-    <w:p>
-      <w:pPr>
-        <w:spacing w:after="120"/>
-      </w:pPr>
-      <w:r>
-        <w:rPr>
-          <w:sz w:val="22"/>
-        </w:rPr>
-        <w:t>A: Client validation is for user convenience and can be bypassed by malicious actors. Server-side validation is mandatory to protect business rules, data schemas, and backend stability.</w:t>
-      </w:r>
-    </w:p>
-    <w:p>
-      <w:pPr>
-        <w:spacing w:before="280" w:after="120"/>
-      </w:pPr>
-      <w:r>
-        <w:rPr>
-          <w:b/>
-          <w:sz w:val="40"/>
-        </w:rPr>
-        <w:t>10. Common Errors and Troubleshooting Guide</w:t>
-      </w:r>
-    </w:p>
-    <w:p>
-      <w:pPr>
-        <w:pStyle w:val="ListParagraph"/>
-        <w:spacing w:after="60" w:line="276" w:lineRule="auto"/>
-      </w:pPr>
-      <w:r>
-        <w:rPr>
-          <w:sz w:val="22"/>
-        </w:rPr>
-        <w:t>Issue: 401 Unauthorized on every request</w:t>
-      </w:r>
-    </w:p>
-    <w:p>
-      <w:pPr>
-        <w:pStyle w:val="ListParagraph"/>
-        <w:spacing w:after="60" w:line="276" w:lineRule="auto"/>
-      </w:pPr>
-      <w:r>
-        <w:rPr>
-          <w:sz w:val="22"/>
-        </w:rPr>
-        <w:t xml:space="preserve">  • Likely Cause: Missing space after Bearer or token omitted</w:t>
-      </w:r>
-    </w:p>
-    <w:p>
-      <w:pPr>
-        <w:pStyle w:val="ListParagraph"/>
-        <w:spacing w:after="60" w:line="276" w:lineRule="auto"/>
-      </w:pPr>
-      <w:r>
-        <w:rPr>
-          <w:sz w:val="22"/>
-        </w:rPr>
-        <w:t xml:space="preserve">  • Resolution / Fix: Ensure format is exactly 'Authorization: Bearer &lt;token&gt;' with one space.</w:t>
-      </w:r>
-    </w:p>
-    <w:p>
-      <w:pPr>
-        <w:pStyle w:val="ListParagraph"/>
-        <w:spacing w:after="60" w:line="276" w:lineRule="auto"/>
-      </w:pPr>
-      <w:r>
-        <w:rPr>
-          <w:sz w:val="22"/>
-        </w:rPr>
-        <w:t>Issue: Server crashes on invalid token</w:t>
-      </w:r>
-    </w:p>
-    <w:p>
-      <w:pPr>
-        <w:pStyle w:val="ListParagraph"/>
-        <w:spacing w:after="60" w:line="276" w:lineRule="auto"/>
-      </w:pPr>
-      <w:r>
-        <w:rPr>
-          <w:sz w:val="22"/>
-        </w:rPr>
-        <w:t xml:space="preserve">  • Likely Cause: jwt.verify() not wrapped in try/catch</w:t>
-      </w:r>
-    </w:p>
-    <w:p>
-      <w:pPr>
-        <w:pStyle w:val="ListParagraph"/>
-        <w:spacing w:after="60" w:line="276" w:lineRule="auto"/>
-      </w:pPr>
-      <w:r>
-        <w:rPr>
-          <w:sz w:val="22"/>
-        </w:rPr>
-        <w:t xml:space="preserve">  • Resolution / Fix: Wrap token verification in try/catch and return res.status(401) on failure.</w:t>
-      </w:r>
-    </w:p>
-    <w:p>
-      <w:pPr>
-        <w:pStyle w:val="ListParagraph"/>
-        <w:spacing w:after="60" w:line="276" w:lineRule="auto"/>
-      </w:pPr>
-      <w:r>
-        <w:rPr>
-          <w:sz w:val="22"/>
-        </w:rPr>
-        <w:t>Issue: JWT_SECRET is undefined</w:t>
-      </w:r>
-    </w:p>
-    <w:p>
-      <w:pPr>
-        <w:pStyle w:val="ListParagraph"/>
-        <w:spacing w:after="60" w:line="276" w:lineRule="auto"/>
-      </w:pPr>
-      <w:r>
-        <w:rPr>
-          <w:sz w:val="22"/>
-        </w:rPr>
-        <w:t xml:space="preserve">  • Likely Cause: dotenv.config() not called before secret access</w:t>
-      </w:r>
-    </w:p>
-    <w:p>
-      <w:pPr>
-        <w:pStyle w:val="ListParagraph"/>
-        <w:spacing w:after="60" w:line="276" w:lineRule="auto"/>
-      </w:pPr>
-      <w:r>
-        <w:rPr>
-          <w:sz w:val="22"/>
-        </w:rPr>
-        <w:t xml:space="preserve">  • Resolution / Fix: Call dotenv.config() at the very top of server.js.</w:t>
-      </w:r>
-    </w:p>
-    <w:p>
-      <w:pPr>
-        <w:spacing w:before="280" w:after="120"/>
-      </w:pPr>
-      <w:r>
-        <w:rPr>
-          <w:b/>
-          <w:sz w:val="40"/>
-        </w:rPr>
-        <w:t>11. Learning Outcome</w:t>
+        <w:t>Q3. Why must input validation happen on the server even if the client validates fields?</w:t>
       </w:r>
     </w:p>
     <w:p>
@@ -933,42 +1102,305 @@
       </w:pPr>
       <w:r>
         <w:rPr>
+          <w:rFonts w:ascii="Times New Roman" w:hAnsi="Times New Roman"/>
+          <w:b w:val="0"/>
+          <w:i w:val="0"/>
+          <w:color w:val="334155"/>
           <w:sz w:val="22"/>
+          <w:rFonts w:ascii="Times New Roman" w:hAnsi="Times New Roman" w:cs="Times New Roman"/>
+        </w:rPr>
+        <w:t>Ans: Client validation is for user convenience and can be bypassed by malicious actors. Server-side validation is mandatory to protect business rules, data schemas, and backend stability.</w:t>
+      </w:r>
+    </w:p>
+    <w:p>
+      <w:pPr>
+        <w:spacing w:before="240" w:after="80"/>
+      </w:pPr>
+      <w:r>
+        <w:rPr>
+          <w:rFonts w:ascii="Times New Roman" w:hAnsi="Times New Roman"/>
+          <w:b/>
+          <w:i w:val="0"/>
+          <w:color w:val="0F172A"/>
+          <w:sz w:val="32"/>
+          <w:rFonts w:ascii="Times New Roman" w:hAnsi="Times New Roman" w:cs="Times New Roman"/>
+        </w:rPr>
+        <w:t>10. Common Errors and Troubleshooting Guide</w:t>
+      </w:r>
+    </w:p>
+    <w:p>
+      <w:pPr>
+        <w:pStyle w:val="ListBullet"/>
+        <w:spacing w:after="60" w:line="276" w:lineRule="auto"/>
+      </w:pPr>
+      <w:r>
+        <w:rPr>
+          <w:rFonts w:ascii="Times New Roman" w:hAnsi="Times New Roman"/>
+          <w:b w:val="0"/>
+          <w:i w:val="0"/>
+          <w:color w:val="1E293B"/>
+          <w:sz w:val="22"/>
+          <w:rFonts w:ascii="Times New Roman" w:hAnsi="Times New Roman" w:cs="Times New Roman"/>
+        </w:rPr>
+        <w:t>Issue: 401 Unauthorized on every request</w:t>
+      </w:r>
+    </w:p>
+    <w:p>
+      <w:pPr>
+        <w:pStyle w:val="ListBullet"/>
+        <w:spacing w:after="60" w:line="276" w:lineRule="auto"/>
+      </w:pPr>
+      <w:r>
+        <w:rPr>
+          <w:rFonts w:ascii="Times New Roman" w:hAnsi="Times New Roman"/>
+          <w:b w:val="0"/>
+          <w:i w:val="0"/>
+          <w:color w:val="1E293B"/>
+          <w:sz w:val="22"/>
+          <w:rFonts w:ascii="Times New Roman" w:hAnsi="Times New Roman" w:cs="Times New Roman"/>
+        </w:rPr>
+        <w:t xml:space="preserve">  • Likely Cause: Missing space after Bearer or token omitted</w:t>
+      </w:r>
+    </w:p>
+    <w:p>
+      <w:pPr>
+        <w:pStyle w:val="ListBullet"/>
+        <w:spacing w:after="60" w:line="276" w:lineRule="auto"/>
+      </w:pPr>
+      <w:r>
+        <w:rPr>
+          <w:rFonts w:ascii="Times New Roman" w:hAnsi="Times New Roman"/>
+          <w:b w:val="0"/>
+          <w:i w:val="0"/>
+          <w:color w:val="1E293B"/>
+          <w:sz w:val="22"/>
+          <w:rFonts w:ascii="Times New Roman" w:hAnsi="Times New Roman" w:cs="Times New Roman"/>
+        </w:rPr>
+        <w:t xml:space="preserve">  • Resolution / Fix: Ensure format is exactly 'Authorization: Bearer &lt;token&gt;' with one space.</w:t>
+      </w:r>
+    </w:p>
+    <w:p>
+      <w:pPr>
+        <w:pStyle w:val="ListBullet"/>
+        <w:spacing w:after="60" w:line="276" w:lineRule="auto"/>
+      </w:pPr>
+      <w:r>
+        <w:rPr>
+          <w:rFonts w:ascii="Times New Roman" w:hAnsi="Times New Roman"/>
+          <w:b w:val="0"/>
+          <w:i w:val="0"/>
+          <w:color w:val="1E293B"/>
+          <w:sz w:val="22"/>
+          <w:rFonts w:ascii="Times New Roman" w:hAnsi="Times New Roman" w:cs="Times New Roman"/>
+        </w:rPr>
+        <w:t>Issue: Server crashes on invalid token</w:t>
+      </w:r>
+    </w:p>
+    <w:p>
+      <w:pPr>
+        <w:pStyle w:val="ListBullet"/>
+        <w:spacing w:after="60" w:line="276" w:lineRule="auto"/>
+      </w:pPr>
+      <w:r>
+        <w:rPr>
+          <w:rFonts w:ascii="Times New Roman" w:hAnsi="Times New Roman"/>
+          <w:b w:val="0"/>
+          <w:i w:val="0"/>
+          <w:color w:val="1E293B"/>
+          <w:sz w:val="22"/>
+          <w:rFonts w:ascii="Times New Roman" w:hAnsi="Times New Roman" w:cs="Times New Roman"/>
+        </w:rPr>
+        <w:t xml:space="preserve">  • Likely Cause: jwt.verify() not wrapped in try/catch</w:t>
+      </w:r>
+    </w:p>
+    <w:p>
+      <w:pPr>
+        <w:pStyle w:val="ListBullet"/>
+        <w:spacing w:after="60" w:line="276" w:lineRule="auto"/>
+      </w:pPr>
+      <w:r>
+        <w:rPr>
+          <w:rFonts w:ascii="Times New Roman" w:hAnsi="Times New Roman"/>
+          <w:b w:val="0"/>
+          <w:i w:val="0"/>
+          <w:color w:val="1E293B"/>
+          <w:sz w:val="22"/>
+          <w:rFonts w:ascii="Times New Roman" w:hAnsi="Times New Roman" w:cs="Times New Roman"/>
+        </w:rPr>
+        <w:t xml:space="preserve">  • Resolution / Fix: Wrap token verification in try/catch and return res.status(401) on failure.</w:t>
+      </w:r>
+    </w:p>
+    <w:p>
+      <w:pPr>
+        <w:pStyle w:val="ListBullet"/>
+        <w:spacing w:after="60" w:line="276" w:lineRule="auto"/>
+      </w:pPr>
+      <w:r>
+        <w:rPr>
+          <w:rFonts w:ascii="Times New Roman" w:hAnsi="Times New Roman"/>
+          <w:b w:val="0"/>
+          <w:i w:val="0"/>
+          <w:color w:val="1E293B"/>
+          <w:sz w:val="22"/>
+          <w:rFonts w:ascii="Times New Roman" w:hAnsi="Times New Roman" w:cs="Times New Roman"/>
+        </w:rPr>
+        <w:t>Issue: JWT_SECRET is undefined</w:t>
+      </w:r>
+    </w:p>
+    <w:p>
+      <w:pPr>
+        <w:pStyle w:val="ListBullet"/>
+        <w:spacing w:after="60" w:line="276" w:lineRule="auto"/>
+      </w:pPr>
+      <w:r>
+        <w:rPr>
+          <w:rFonts w:ascii="Times New Roman" w:hAnsi="Times New Roman"/>
+          <w:b w:val="0"/>
+          <w:i w:val="0"/>
+          <w:color w:val="1E293B"/>
+          <w:sz w:val="22"/>
+          <w:rFonts w:ascii="Times New Roman" w:hAnsi="Times New Roman" w:cs="Times New Roman"/>
+        </w:rPr>
+        <w:t xml:space="preserve">  • Likely Cause: dotenv.config() not called before secret access</w:t>
+      </w:r>
+    </w:p>
+    <w:p>
+      <w:pPr>
+        <w:pStyle w:val="ListBullet"/>
+        <w:spacing w:after="60" w:line="276" w:lineRule="auto"/>
+      </w:pPr>
+      <w:r>
+        <w:rPr>
+          <w:rFonts w:ascii="Times New Roman" w:hAnsi="Times New Roman"/>
+          <w:b w:val="0"/>
+          <w:i w:val="0"/>
+          <w:color w:val="1E293B"/>
+          <w:sz w:val="22"/>
+          <w:rFonts w:ascii="Times New Roman" w:hAnsi="Times New Roman" w:cs="Times New Roman"/>
+        </w:rPr>
+        <w:t xml:space="preserve">  • Resolution / Fix: Call dotenv.config() at the very top of server.js.</w:t>
+      </w:r>
+    </w:p>
+    <w:p>
+      <w:pPr>
+        <w:spacing w:before="240" w:after="80"/>
+      </w:pPr>
+      <w:r>
+        <w:rPr>
+          <w:rFonts w:ascii="Times New Roman" w:hAnsi="Times New Roman"/>
+          <w:b/>
+          <w:i w:val="0"/>
+          <w:color w:val="0F172A"/>
+          <w:sz w:val="32"/>
+          <w:rFonts w:ascii="Times New Roman" w:hAnsi="Times New Roman" w:cs="Times New Roman"/>
+        </w:rPr>
+        <w:t>11. Learning Outcome</w:t>
+      </w:r>
+    </w:p>
+    <w:p>
+      <w:pPr>
+        <w:spacing w:after="80" w:line="276" w:lineRule="auto"/>
+      </w:pPr>
+      <w:r>
+        <w:rPr>
+          <w:rFonts w:ascii="Times New Roman" w:hAnsi="Times New Roman"/>
+          <w:b w:val="0"/>
+          <w:i w:val="0"/>
+          <w:color w:val="1E293B"/>
+          <w:sz w:val="22"/>
+          <w:rFonts w:ascii="Times New Roman" w:hAnsi="Times New Roman" w:cs="Times New Roman"/>
         </w:rPr>
         <w:t>I successfully built a secure authentication pipeline using bcrypt password hashing, signed and verified JSON Web Tokens, and implemented role-aware route guards.</w:t>
       </w:r>
     </w:p>
     <w:p>
       <w:pPr>
-        <w:spacing w:before="280" w:after="120"/>
+        <w:spacing w:before="240" w:after="80"/>
       </w:pPr>
       <w:r>
         <w:rPr>
+          <w:rFonts w:ascii="Times New Roman" w:hAnsi="Times New Roman"/>
           <w:b/>
-          <w:sz w:val="40"/>
+          <w:i w:val="0"/>
+          <w:color w:val="0F172A"/>
+          <w:sz w:val="32"/>
+          <w:rFonts w:ascii="Times New Roman" w:hAnsi="Times New Roman" w:cs="Times New Roman"/>
         </w:rPr>
         <w:t>12. Student Reflection</w:t>
       </w:r>
     </w:p>
     <w:p>
       <w:pPr>
-        <w:spacing w:after="120" w:line="276" w:lineRule="auto"/>
+        <w:spacing w:after="80" w:line="276" w:lineRule="auto"/>
       </w:pPr>
       <w:r>
         <w:rPr>
+          <w:rFonts w:ascii="Times New Roman" w:hAnsi="Times New Roman"/>
+          <w:b w:val="0"/>
+          <w:i w:val="0"/>
+          <w:color w:val="1E293B"/>
           <w:sz w:val="22"/>
+          <w:rFonts w:ascii="Times New Roman" w:hAnsi="Times New Roman" w:cs="Times New Roman"/>
         </w:rPr>
         <w:t>Understanding stateless authentication illustrated how modern microservices scale without maintaining server-side session memory.</w:t>
       </w:r>
     </w:p>
     <w:sectPr>
+      <w:headerReference w:type="default" r:id="rId9"/>
+      <w:footerReference w:type="default" r:id="rId10"/>
       <w:pgSz w:w="12240" w:h="15840"/>
-      <w:pgMar w:top="1080" w:right="1080" w:bottom="1080" w:left="1080" w:header="720" w:footer="720" w:gutter="0"/>
+      <w:pgMar w:top="936" w:right="1080" w:bottom="936" w:left="1080" w:header="720" w:footer="720" w:gutter="0"/>
       <w:cols w:space="720"/>
       <w:docGrid w:linePitch="360"/>
     </w:sectPr>
   </w:body>
 </w:document>
+</file>
+
+<file path=word/footer1.xml><?xml version="1.0" encoding="utf-8"?>
+<w:ftr xmlns:m="http://schemas.openxmlformats.org/officeDocument/2006/math" xmlns:mc="http://schemas.openxmlformats.org/markup-compatibility/2006" xmlns:mo="http://schemas.microsoft.com/office/mac/office/2008/main" xmlns:mv="urn:schemas-microsoft-com:mac:vml" xmlns:o="urn:schemas-microsoft-com:office:office" xmlns:r="http://schemas.openxmlformats.org/officeDocument/2006/relationships" xmlns:v="urn:schemas-microsoft-com:vml" xmlns:w10="urn:schemas-microsoft-com:office:word" xmlns:w14="http://schemas.microsoft.com/office/word/2010/wordml" xmlns:w="http://schemas.openxmlformats.org/wordprocessingml/2006/main" xmlns:wne="http://schemas.microsoft.com/office/word/2006/wordml" xmlns:wp14="http://schemas.microsoft.com/office/word/2010/wordprocessingDrawing" xmlns:wp="http://schemas.openxmlformats.org/drawingml/2006/wordprocessingDrawing" xmlns:wpc="http://schemas.microsoft.com/office/word/2010/wordprocessingCanvas" xmlns:wpg="http://schemas.microsoft.com/office/word/2010/wordprocessingGroup" xmlns:wpi="http://schemas.microsoft.com/office/word/2010/wordprocessingInk" xmlns:wps="http://schemas.microsoft.com/office/word/2010/wordprocessingShape" mc:Ignorable="w14 wp14">
+  <w:p>
+    <w:pPr>
+      <w:pStyle w:val="Footer"/>
+      <w:jc w:val="center"/>
+    </w:pPr>
+    <w:r/>
+    <w:r>
+      <w:rPr>
+        <w:rFonts w:ascii="Times New Roman" w:hAnsi="Times New Roman"/>
+        <w:b w:val="0"/>
+        <w:i/>
+        <w:color w:val="64748B"/>
+        <w:sz w:val="19"/>
+        <w:rFonts w:ascii="Times New Roman" w:hAnsi="Times New Roman" w:cs="Times New Roman"/>
+      </w:rPr>
+      <w:t>24DIT021 | CHARUSAT DEPSTAR IT</w:t>
+    </w:r>
+  </w:p>
+</w:ftr>
+</file>
+
+<file path=word/header1.xml><?xml version="1.0" encoding="utf-8"?>
+<w:hdr xmlns:m="http://schemas.openxmlformats.org/officeDocument/2006/math" xmlns:mc="http://schemas.openxmlformats.org/markup-compatibility/2006" xmlns:mo="http://schemas.microsoft.com/office/mac/office/2008/main" xmlns:mv="urn:schemas-microsoft-com:mac:vml" xmlns:o="urn:schemas-microsoft-com:office:office" xmlns:r="http://schemas.openxmlformats.org/officeDocument/2006/relationships" xmlns:v="urn:schemas-microsoft-com:vml" xmlns:w10="urn:schemas-microsoft-com:office:word" xmlns:w14="http://schemas.microsoft.com/office/word/2010/wordml" xmlns:w="http://schemas.openxmlformats.org/wordprocessingml/2006/main" xmlns:wne="http://schemas.microsoft.com/office/word/2006/wordml" xmlns:wp14="http://schemas.microsoft.com/office/word/2010/wordprocessingDrawing" xmlns:wp="http://schemas.openxmlformats.org/drawingml/2006/wordprocessingDrawing" xmlns:wpc="http://schemas.microsoft.com/office/word/2010/wordprocessingCanvas" xmlns:wpg="http://schemas.microsoft.com/office/word/2010/wordprocessingGroup" xmlns:wpi="http://schemas.microsoft.com/office/word/2010/wordprocessingInk" xmlns:wps="http://schemas.microsoft.com/office/word/2010/wordprocessingShape" mc:Ignorable="w14 wp14">
+  <w:p>
+    <w:pPr>
+      <w:pStyle w:val="Header"/>
+      <w:jc w:val="right"/>
+    </w:pPr>
+    <w:r/>
+    <w:r>
+      <w:rPr>
+        <w:rFonts w:ascii="Times New Roman" w:hAnsi="Times New Roman"/>
+        <w:b/>
+        <w:i w:val="0"/>
+        <w:color w:val="475569"/>
+        <w:sz w:val="20"/>
+        <w:rFonts w:ascii="Times New Roman" w:hAnsi="Times New Roman" w:cs="Times New Roman"/>
+      </w:rPr>
+      <w:t>24DIT021</w:t>
+    </w:r>
+  </w:p>
+</w:hdr>
 </file>
 
 <file path=word/numbering.xml><?xml version="1.0" encoding="utf-8"?>
